--- a/chapter1/Annotated_TOC_for_contributors.docx
+++ b/chapter1/Annotated_TOC_for_contributors.docx
@@ -531,7 +531,7 @@
               <w:rPr>
                 <w:sz w:val="19"/>
               </w:rPr>
-              <w:t>authors; J. Saari</w:t>
+              <w:t>authors; turbomachinery contributors; J. Saari</w:t>
             </w:r>
           </w:p>
         </w:tc>
@@ -653,7 +653,7 @@
               <w:rPr>
                 <w:sz w:val="19"/>
               </w:rPr>
-              <w:t>authors</w:t>
+              <w:t>authors; J. Ikäheimo</w:t>
             </w:r>
           </w:p>
         </w:tc>
@@ -1519,7 +1519,7 @@
               <w:rPr>
                 <w:sz w:val="19"/>
               </w:rPr>
-              <w:t>J. Nerg; A. Belahcen; J. Saari</w:t>
+              <w:t>R. Wrobel; J. Nerg; A. Belahcen</w:t>
             </w:r>
           </w:p>
         </w:tc>
@@ -1647,7 +1647,7 @@
               <w:rPr>
                 <w:sz w:val="19"/>
               </w:rPr>
-              <w:t>P. Peltoniemi; L. Aarniovuori</w:t>
+              <w:t>P. Peltoniemi; M. Hinkkanen; L. Aarniovuori</w:t>
             </w:r>
           </w:p>
         </w:tc>
@@ -1769,7 +1769,7 @@
               <w:rPr>
                 <w:sz w:val="19"/>
               </w:rPr>
-              <w:t>authors; J. Saari; L. Aarniovuori</w:t>
+              <w:t>authors; J. Ikäheimo; L. Aarniovuori</w:t>
             </w:r>
           </w:p>
         </w:tc>
@@ -2373,7 +2373,7 @@
         <w:jc w:val="both"/>
       </w:pPr>
       <w:r>
-        <w:t>The chapter establishes why high-speed machines exist and why the two paradigms diverge. It begins from the driven machine rather than the motor, because that is where the speed requirement originates: a centrifugal compressor or a turbo-expander has an aerodynamic optimum fixed by its specific speed, and that optimum, not any electrical consideration, is what asks for 30 000 r/min. In industry the converter then made it possible to move the speed conversion from a gearbox into the electrical domain, and the gearbox was deleted: centrifugal compressors, wastewater aeration blowers, organic Rankine cycle and turbo-expander generators, and subsea and hermetic process machines are treated with their economics of availability, oil-free operation and total cost of ownership. In mobile applications the converter was needed anyway and high speed bought mass instead, so the gearbox was kept: electric traction and its geared high-speed optimum, hybrid-electric and all-electric aircraft propulsion and generation, and electrically assisted turbochargers and turbo-compounding above 100 000 r/min. Emerging drivers are surveyed, including heat-pump and hydrogen and cryogenic compression and flywheel storage. The chapter then presents a survey of built and published high-speed machines, spanning several decades of power and speed, and maps them onto the three classification criteria of Chapter 1; this is where the fP criterion receives its calibration. It closes by specifying the two running machines and stating the architecture-selection logic, total cost of ownership against specific power, that governs every later trade-off.</w:t>
+        <w:t>The chapter establishes why high-speed machines exist and why the two paradigms diverge. It begins from the driven machine rather than the motor, because that is where the speed requirement originates: a centrifugal compressor or a turbo-expander has an aerodynamic optimum fixed by its specific speed, and that optimum, not any electrical consideration, is what asks for 30 000 r/min. In industry the converter then made it possible to move the speed conversion from a gearbox into the electrical domain, and the gearbox was deleted: centrifugal compressors, wastewater aeration blowers, organic Rankine cycle and turbo-expander generators, and subsea and hermetic process machines are treated with their economics of availability, oil-free operation and total cost of ownership. In mobile applications the converter was needed anyway and high speed bought mass instead, so the gearbox was kept: electric traction and its geared high-speed optimum, hybrid-electric and all-electric aircraft propulsion and generation, and electrically assisted turbochargers and turbo-compounding above 100 000 r/min. Emerging drivers are surveyed, and the high-temperature industrial heat pump is given the most weight among them, because it is the application currently pulling hardest on high-speed compression and is written here from a manufacturer rather than from the literature; hydrogen and cryogenic compression and flywheel storage follow. The chapter then presents a survey of built and published high-speed machines, spanning several decades of power and speed, and maps them onto the three classification criteria of Chapter 1; this is where the fP criterion receives its calibration. It closes by specifying the two running machines and stating the architecture-selection logic, total cost of ownership against specific power, that governs every later trade-off.</w:t>
       </w:r>
     </w:p>
     <w:p>
@@ -2381,7 +2381,7 @@
         <w:jc w:val="both"/>
       </w:pPr>
       <w:r>
-        <w:t>Sections: 2.1 The direct-drive transition in industry · 2.2 Why the driven machine sets the speed: specific speed and the turbomachinery optimum · 2.3 Gearless industrial units: compressors, aeration blowers, ORC and turbo-expanders · 2.4 Subsea and hermetic process machines · 2.5 Electric traction and the geared high-speed optimum · 2.6 Aerospace and hybrid-electric propulsion · 2.7 e-Turbochargers, turbo-compounding and the &gt;100 000 r/min class · 2.8 Emerging drivers: heat pumps, hydrogen and cryogenic compression, flywheels · 2.9 Architecture selection: total cost of ownership against specific power · 2.10 A survey of built machines: calibrating v_tip, n√P and fP · 2.11 The two running machines specified.</w:t>
+        <w:t>Sections: 2.1 The direct-drive transition in industry · 2.2 Why the driven machine sets the speed: specific speed and the turbomachinery optimum · 2.3 Gearless industrial units: compressors, aeration blowers, ORC and turbo-expanders · 2.4 Subsea and hermetic process machines · 2.5 Electric traction and the geared high-speed optimum · 2.6 Aerospace and hybrid-electric propulsion · 2.7 e-Turbochargers, turbo-compounding and the &gt;100 000 r/min class · 2.8 Emerging drivers: high-temperature industrial heat pumps, hydrogen and cryogenic compression, flywheels · 2.9 Architecture selection: total cost of ownership against specific power · 2.10 A survey of built machines: calibrating v_tip, n√P and fP · 2.11 The two running machines specified.</w:t>
       </w:r>
     </w:p>
     <w:p>
@@ -2389,7 +2389,7 @@
         <w:jc w:val="both"/>
       </w:pPr>
       <w:r>
-        <w:t>Budget: 34 pages, 18 figures, 3 tables. New: the machine survey and the calibrated criteria; the architecture-selection logic; §2.2, which states the speed requirement from the driven machine's side rather than the motor's. Contributors: J. Saari (industrial machines); A. Jaatinen-Värri and J. Tiainen (§2.2, specific speed and the aerodynamic optimum).</w:t>
+        <w:t>Budget: 34 pages, 18 figures, 3 tables. New: the machine survey and the calibrated criteria; the architecture-selection logic; §2.2, which states the speed requirement from the driven machine's side rather than the motor's. Contributors: A. Jaatinen-Värri and J. Tiainen (§2.2, specific speed and the aerodynamic optimum); J. Saari of Upheat is the candidate for §2.8, the high-temperature heat pump.</w:t>
       </w:r>
     </w:p>
     <w:p>
@@ -2629,7 +2629,7 @@
         <w:jc w:val="both"/>
       </w:pPr>
       <w:r>
-        <w:t>Budget: 30 pages, 20 figures, 3 tables. Contributors: A. Belahcen (loss modelling, materials, manufacturing effects), I. Petrov (rotor losses), J. Saari (windage correlations for high-speed machines), with A. Jaatinen-Värri and J. Tiainen on the flow regimes, roughness and end effects of §9.8. DREM boundary: the earlier book's loss chapters cover the conventional frequency range; only the high-speed departures are treated.</w:t>
+        <w:t>Budget: 30 pages, 20 figures, 3 tables. Contributors: A. Belahcen (loss modelling, materials, manufacturing effects), I. Petrov (rotor losses), J. Saari (windage correlations for high-speed machines, §9.8), with A. Jaatinen-Värri and J. Tiainen on the flow regimes, roughness and end effects of §9.8. DREM boundary: the earlier book's loss chapters cover the conventional frequency range; only the high-speed departures are treated.</w:t>
       </w:r>
     </w:p>
     <w:p>
@@ -2733,7 +2733,7 @@
         <w:jc w:val="both"/>
       </w:pPr>
       <w:r>
-        <w:t>Budget: 28 pages, 22 figures, 3 tables. Contributors: authors, J. Saari (the compressor case, 12.1), J. Ikäheimo (manufacture and tolerance control, 12.3, and qualification against the standards, 12.5, both written from a manufacturer's practice), L. Aarniovuori (test rig and loss segregation, 12.4), J. Tiainen (industrial perspective). New: measured case data, and photographs of built machines and rotors supplied by the industrial contributors, which no competing title has.</w:t>
+        <w:t>Budget: 28 pages, 22 figures, 3 tables. Contributors: authors, the compressor case, §12.1, source to be confirmed, J. Ikäheimo (manufacture and tolerance control, 12.3, and qualification against the standards, 12.5, both written from a manufacturer's practice), L. Aarniovuori (test rig and loss segregation, 12.4), J. Tiainen (industrial perspective). New: measured case data, and photographs of built machines and rotors supplied by the industrial contributors, which no competing title has.</w:t>
       </w:r>
     </w:p>
     <w:p>
@@ -3019,7 +3019,7 @@
               <w:rPr>
                 <w:sz w:val="19"/>
               </w:rPr>
-              <w:t>industry</w:t>
+              <w:t>Upheat, high-temperature heat pumps</w:t>
             </w:r>
           </w:p>
         </w:tc>
@@ -3037,7 +3037,7 @@
               <w:rPr>
                 <w:sz w:val="19"/>
               </w:rPr>
-              <w:t>2, 9.8, 12.1</w:t>
+              <w:t>one section, 9.8 or 2.8</w:t>
             </w:r>
           </w:p>
         </w:tc>

--- a/chapter1/Annotated_TOC_for_contributors.docx
+++ b/chapter1/Annotated_TOC_for_contributors.docx
@@ -281,7 +281,7 @@
                 <w:b/>
                 <w:sz w:val="19"/>
               </w:rPr>
-              <w:t>Lead</w:t>
+              <w:t>Owner</w:t>
             </w:r>
           </w:p>
         </w:tc>
@@ -531,7 +531,7 @@
               <w:rPr>
                 <w:sz w:val="19"/>
               </w:rPr>
-              <w:t>authors; turbomachinery contributors; J. Saari</w:t>
+              <w:t>J. Saari</w:t>
             </w:r>
           </w:p>
         </w:tc>
@@ -653,7 +653,7 @@
               <w:rPr>
                 <w:sz w:val="19"/>
               </w:rPr>
-              <w:t>authors; J. Ikäheimo</w:t>
+              <w:t>authors</w:t>
             </w:r>
           </w:p>
         </w:tc>
@@ -781,7 +781,7 @@
               <w:rPr>
                 <w:sz w:val="19"/>
               </w:rPr>
-              <w:t>J. Sopanen's group; I. Petrov</w:t>
+              <w:t>J. Sopanen</w:t>
             </w:r>
           </w:p>
         </w:tc>
@@ -903,7 +903,7 @@
               <w:rPr>
                 <w:sz w:val="19"/>
               </w:rPr>
-              <w:t>J. Sopanen's group</w:t>
+              <w:t>J. Sopanen</w:t>
             </w:r>
           </w:p>
         </w:tc>
@@ -1025,7 +1025,7 @@
               <w:rPr>
                 <w:sz w:val="19"/>
               </w:rPr>
-              <w:t>J. Sopanen's group; bearing specialist</w:t>
+              <w:t>J. Sopanen</w:t>
             </w:r>
           </w:p>
         </w:tc>
@@ -1275,7 +1275,7 @@
               <w:rPr>
                 <w:sz w:val="19"/>
               </w:rPr>
-              <w:t>I. Petrov; A. Belahcen</w:t>
+              <w:t>authors</w:t>
             </w:r>
           </w:p>
         </w:tc>
@@ -1397,7 +1397,7 @@
               <w:rPr>
                 <w:sz w:val="19"/>
               </w:rPr>
-              <w:t>A. Belahcen; I. Petrov; J. Saari</w:t>
+              <w:t>A. Belahcen</w:t>
             </w:r>
           </w:p>
         </w:tc>
@@ -1519,7 +1519,7 @@
               <w:rPr>
                 <w:sz w:val="19"/>
               </w:rPr>
-              <w:t>R. Wrobel; J. Nerg; A. Belahcen</w:t>
+              <w:t>R. Wrobel</w:t>
             </w:r>
           </w:p>
         </w:tc>
@@ -1647,7 +1647,7 @@
               <w:rPr>
                 <w:sz w:val="19"/>
               </w:rPr>
-              <w:t>P. Peltoniemi; M. Hinkkanen; L. Aarniovuori</w:t>
+              <w:t>P. Peltoniemi</w:t>
             </w:r>
           </w:p>
         </w:tc>
@@ -1769,7 +1769,7 @@
               <w:rPr>
                 <w:sz w:val="19"/>
               </w:rPr>
-              <w:t>authors; J. Ikäheimo; L. Aarniovuori</w:t>
+              <w:t>authors</w:t>
             </w:r>
           </w:p>
         </w:tc>
@@ -1891,7 +1891,7 @@
               <w:rPr>
                 <w:sz w:val="19"/>
               </w:rPr>
-              <w:t>authors; aerospace contributor</w:t>
+              <w:t>authors</w:t>
             </w:r>
           </w:p>
         </w:tc>
@@ -2389,7 +2389,7 @@
         <w:jc w:val="both"/>
       </w:pPr>
       <w:r>
-        <w:t>Budget: 34 pages, 18 figures, 3 tables. New: the machine survey and the calibrated criteria; the architecture-selection logic; §2.2, which states the speed requirement from the driven machine's side rather than the motor's. Contributors: A. Jaatinen-Värri and J. Tiainen (§2.2, specific speed and the aerodynamic optimum); J. Saari of Upheat is the candidate for §2.8, the high-temperature heat pump.</w:t>
+        <w:t>Budget: 34 pages, 18 figures, 3 tables. New: the machine survey and the calibrated criteria; the architecture-selection logic; §2.2, which states the speed requirement from the driven machine's side rather than the motor's. Owner: J. Saari of Upheat, who covers the industrial applications and the high-temperature heat pump of §2.8 from a manufacturer, and who recruits co-authors for §2.2, the aerodynamic optimum, and for the mobile applications.</w:t>
       </w:r>
     </w:p>
     <w:p>
@@ -2629,7 +2629,7 @@
         <w:jc w:val="both"/>
       </w:pPr>
       <w:r>
-        <w:t>Budget: 30 pages, 20 figures, 3 tables. Contributors: A. Belahcen (loss modelling, materials, manufacturing effects), I. Petrov (rotor losses), J. Saari (windage correlations for high-speed machines, §9.8), with A. Jaatinen-Värri and J. Tiainen on the flow regimes, roughness and end effects of §9.8. DREM boundary: the earlier book's loss chapters cover the conventional frequency range; only the high-speed departures are treated.</w:t>
+        <w:t>Budget: 30 pages, 20 figures, 3 tables. Owner: A. Belahcen (loss modelling, materials, manufacturing effects), with I. Petrov on the rotor losses and a co-author of his choosing for the windage of §9.8; J. Saari, whose correlations the section rests on, is the natural name for it. DREM boundary: the earlier book's loss chapters cover the conventional frequency range; only the high-speed departures are treated.</w:t>
       </w:r>
     </w:p>
     <w:p>
@@ -2661,7 +2661,7 @@
         <w:jc w:val="both"/>
       </w:pPr>
       <w:r>
-        <w:t>Budget: 28 pages, 18 figures, 3 tables. Chapter owner: one of the authors, who writes §10.1 and §10.10. Contributors: R. Wrobel (§10.2 to §10.4, the heat paths and the stator and rotor cooling architectures), J. Nerg (§10.6, §10.7 and §10.9, thermal networks, transient behaviour and measurement), A. Belahcen (§10.8, magnet temperature and demagnetisation margin), A. Jaatinen-Värri and J. Tiainen (§10.5 air-gap convection, from the same flow model as the windage of §9.8), J. Saari (the machine-side windage link). DREM boundary: the earlier book covers conventional cooling and thermal-resistance modelling and is referenced for them; only what high speed changes is treated here. New: the rotor thermal path behind the retaining sleeve, and windage and air-gap convection derived from one flow model.</w:t>
+        <w:t>Budget: 28 pages, 18 figures, 3 tables. Owner: R. Wrobel, for the chapter entire, recruiting co-authors where a section calls for a specialism outside his own; the air-gap convection of §10.5 is the obvious such section, and the turbomachinery contributors are available for it. DREM boundary: the earlier book covers conventional cooling and thermal-resistance modelling and is referenced for them; only what high speed changes is treated here. New: the rotor thermal path behind the retaining sleeve, and windage and air-gap convection derived from one flow model.</w:t>
       </w:r>
     </w:p>
     <w:p>
@@ -2701,7 +2701,7 @@
         <w:jc w:val="both"/>
       </w:pPr>
       <w:r>
-        <w:t>Budget: 40 pages, 26 figures, 2 tables. Contributors: P. Peltoniemi leads the chapter and writes the converter sections, 11.1 and 11.3 to 11.7, with colleagues from the LUT power electronics group; L. Aarniovuori (harmonic losses and rotor heating, 11.2); M. Hinkkanen (control at low pulse ratios, 11.8 to 11.10). DREM boundary: not covered in the earlier book.</w:t>
+        <w:t>Budget: 40 pages, 26 figures, 2 tables. Owner: P. Peltoniemi, who writes the converter sections, 11.1 and 11.3 to 11.7, and recruits the control sections 11.8 to 11.10 and the harmonic-loss section 11.2; L. Aarniovuori is the intended name for the latter. DREM boundary: not covered in the earlier book.</w:t>
       </w:r>
     </w:p>
     <w:p>
@@ -2789,7 +2789,7 @@
         <w:pStyle w:val="Heading2"/>
       </w:pPr>
       <w:r>
-        <w:t>5. Contributors</w:t>
+        <w:t>5. Chapter ownership and contributors</w:t>
       </w:r>
     </w:p>
     <w:p>
@@ -2797,7 +2797,98 @@
         <w:jc w:val="both"/>
       </w:pPr>
       <w:r>
-        <w:t>The author line is Canseven, Petrov and Pyrhönen. Contributors are credited at chapter level and each chapter has one of the three authors as owner and editor.</w:t>
+        <w:t>The author line is Canseven, Petrov and Pyrhönen. The book is written on a rule of one</w:t>
+      </w:r>
+    </w:p>
+    <w:p>
+      <w:pPr>
+        <w:jc w:val="both"/>
+      </w:pPr>
+      <w:r>
+        <w:t>chapter, one owner. Every chapter has a single owner, either one of the three authors or</w:t>
+      </w:r>
+    </w:p>
+    <w:p>
+      <w:pPr>
+        <w:jc w:val="both"/>
+      </w:pPr>
+      <w:r>
+        <w:t>one external contributor, who is responsible for the coherence of that chapter and is the</w:t>
+      </w:r>
+    </w:p>
+    <w:p>
+      <w:pPr>
+        <w:jc w:val="both"/>
+      </w:pPr>
+      <w:r>
+        <w:t>authors' only point of contact for it. An owner who needs a specialism outside their own</w:t>
+      </w:r>
+    </w:p>
+    <w:p>
+      <w:pPr>
+        <w:jc w:val="both"/>
+      </w:pPr>
+      <w:r>
+        <w:t>recruits a co-author and coordinates them; the authors do not negotiate with co-authors</w:t>
+      </w:r>
+    </w:p>
+    <w:p>
+      <w:pPr>
+        <w:jc w:val="both"/>
+      </w:pPr>
+      <w:r>
+        <w:t>directly. This keeps a chapter from becoming four disjoint sections in four notations, and</w:t>
+      </w:r>
+    </w:p>
+    <w:p>
+      <w:pPr>
+        <w:jc w:val="both"/>
+      </w:pPr>
+      <w:r>
+        <w:t>it gives each contributor a whole argument to make rather than a fragment inside somebody</w:t>
+      </w:r>
+    </w:p>
+    <w:p>
+      <w:pPr>
+        <w:jc w:val="both"/>
+      </w:pPr>
+      <w:r>
+        <w:t>else's.</w:t>
+      </w:r>
+    </w:p>
+    <w:p>
+      <w:pPr>
+        <w:jc w:val="both"/>
+      </w:pPr>
+      <w:r>
+        <w:t>Contributors are credited at chapter level: the owner and any co-authors are named</w:t>
+      </w:r>
+    </w:p>
+    <w:p>
+      <w:pPr>
+        <w:jc w:val="both"/>
+      </w:pPr>
+      <w:r>
+        <w:t>together at the head of the chapter, in the list of contributors with affiliation and a</w:t>
+      </w:r>
+    </w:p>
+    <w:p>
+      <w:pPr>
+        <w:jc w:val="both"/>
+      </w:pPr>
+      <w:r>
+        <w:t>short biography, and in the preface.</w:t>
+      </w:r>
+    </w:p>
+    <w:p>
+      <w:pPr>
+        <w:jc w:val="both"/>
+      </w:pPr>
+      <w:r>
+        <w:rPr>
+          <w:b/>
+        </w:rPr>
+        <w:t>Chapter owners</w:t>
       </w:r>
     </w:p>
     <w:tbl>
@@ -2829,7 +2920,7 @@
                 <w:b/>
                 <w:sz w:val="19"/>
               </w:rPr>
-              <w:t>Contributor</w:t>
+              <w:t>Chapters</w:t>
             </w:r>
           </w:p>
         </w:tc>
@@ -2849,7 +2940,7 @@
                 <w:b/>
                 <w:sz w:val="19"/>
               </w:rPr>
-              <w:t>Affiliation</w:t>
+              <w:t>Owner</w:t>
             </w:r>
           </w:p>
         </w:tc>
@@ -2869,7 +2960,7 @@
                 <w:b/>
                 <w:sz w:val="19"/>
               </w:rPr>
-              <w:t>Chapters</w:t>
+              <w:t>Affiliation</w:t>
             </w:r>
           </w:p>
         </w:tc>
@@ -2889,7 +2980,7 @@
               <w:rPr>
                 <w:sz w:val="19"/>
               </w:rPr>
-              <w:t>Jussi Sopanen and group</w:t>
+              <w:t>4, 5, 6 — the whole of Part II</w:t>
             </w:r>
           </w:p>
         </w:tc>
@@ -2907,7 +2998,7 @@
               <w:rPr>
                 <w:sz w:val="19"/>
               </w:rPr>
-              <w:t>LUT, machine dynamics</w:t>
+              <w:t>Jussi Sopanen</w:t>
             </w:r>
           </w:p>
         </w:tc>
@@ -2925,7 +3016,7 @@
               <w:rPr>
                 <w:sz w:val="19"/>
               </w:rPr>
-              <w:t>4, 5, 6</w:t>
+              <w:t>LUT, machine dynamics</w:t>
             </w:r>
           </w:p>
         </w:tc>
@@ -2945,7 +3036,7 @@
               <w:rPr>
                 <w:sz w:val="19"/>
               </w:rPr>
-              <w:t>Anouar Belahcen</w:t>
+              <w:t>9 — Core, rotor and aerodynamic losses</w:t>
             </w:r>
           </w:p>
         </w:tc>
@@ -2963,7 +3054,7 @@
               <w:rPr>
                 <w:sz w:val="19"/>
               </w:rPr>
-              <w:t>Aalto University</w:t>
+              <w:t>Anouar Belahcen</w:t>
             </w:r>
           </w:p>
         </w:tc>
@@ -2981,7 +3072,7 @@
               <w:rPr>
                 <w:sz w:val="19"/>
               </w:rPr>
-              <w:t>9 lead; 8.6, 5.7 and 10.8 supporting</w:t>
+              <w:t>Aalto University</w:t>
             </w:r>
           </w:p>
         </w:tc>
@@ -3001,7 +3092,7 @@
               <w:rPr>
                 <w:sz w:val="19"/>
               </w:rPr>
-              <w:t>Juha Saari</w:t>
+              <w:t>10 — Thermal management and cooling</w:t>
             </w:r>
           </w:p>
         </w:tc>
@@ -3019,7 +3110,7 @@
               <w:rPr>
                 <w:sz w:val="19"/>
               </w:rPr>
-              <w:t>Upheat, high-temperature heat pumps</w:t>
+              <w:t>Rafal Wrobel</w:t>
             </w:r>
           </w:p>
         </w:tc>
@@ -3037,7 +3128,7 @@
               <w:rPr>
                 <w:sz w:val="19"/>
               </w:rPr>
-              <w:t>one section, 9.8 or 2.8</w:t>
+              <w:t>Newcastle University</w:t>
             </w:r>
           </w:p>
         </w:tc>
@@ -3057,7 +3148,7 @@
               <w:rPr>
                 <w:sz w:val="19"/>
               </w:rPr>
-              <w:t>Jouni Ikäheimo</w:t>
+              <w:t>11 — The drive</w:t>
             </w:r>
           </w:p>
         </w:tc>
@@ -3075,7 +3166,7 @@
               <w:rPr>
                 <w:sz w:val="19"/>
               </w:rPr>
-              <w:t>ABB, high-speed motors</w:t>
+              <w:t>Pasi Peltoniemi</w:t>
             </w:r>
           </w:p>
         </w:tc>
@@ -3093,7 +3184,7 @@
               <w:rPr>
                 <w:sz w:val="19"/>
               </w:rPr>
-              <w:t>3.2 and 3.3, 12.3, 12.5; photographs and machine material throughout</w:t>
+              <w:t>LUT, power electronics</w:t>
             </w:r>
           </w:p>
         </w:tc>
@@ -3113,7 +3204,7 @@
               <w:rPr>
                 <w:sz w:val="19"/>
               </w:rPr>
-              <w:t>Ahti Jaatinen-Värri</w:t>
+              <w:t>2 — Applications and system architectures</w:t>
             </w:r>
           </w:p>
         </w:tc>
@@ -3131,7 +3222,7 @@
               <w:rPr>
                 <w:sz w:val="19"/>
               </w:rPr>
-              <w:t>LUT, turbomachinery</w:t>
+              <w:t>Juha Saari</w:t>
             </w:r>
           </w:p>
         </w:tc>
@@ -3149,7 +3240,7 @@
               <w:rPr>
                 <w:sz w:val="19"/>
               </w:rPr>
-              <w:t>2.2, 9.8, 10.5</w:t>
+              <w:t>Upheat, high-temperature heat pumps</w:t>
             </w:r>
           </w:p>
         </w:tc>
@@ -3169,7 +3260,7 @@
               <w:rPr>
                 <w:sz w:val="19"/>
               </w:rPr>
-              <w:t>Jonna Tiainen</w:t>
+              <w:t>1, 3, 7, 8, 12, 13</w:t>
             </w:r>
           </w:p>
         </w:tc>
@@ -3187,7 +3278,7 @@
               <w:rPr>
                 <w:sz w:val="19"/>
               </w:rPr>
-              <w:t>The Switch</w:t>
+              <w:t>the authors</w:t>
             </w:r>
           </w:p>
         </w:tc>
@@ -3205,7 +3296,119 @@
               <w:rPr>
                 <w:sz w:val="19"/>
               </w:rPr>
-              <w:t>2.2, 9.8, 10.5, 12</w:t>
+              <w:t>LUT University</w:t>
+            </w:r>
+          </w:p>
+        </w:tc>
+      </w:tr>
+    </w:tbl>
+    <w:p>
+      <w:pPr>
+        <w:spacing w:after="120"/>
+      </w:pPr>
+    </w:p>
+    <w:p>
+      <w:pPr>
+        <w:jc w:val="both"/>
+      </w:pPr>
+      <w:r>
+        <w:rPr>
+          <w:b/>
+        </w:rPr>
+        <w:t>Co-authors, recruited by the owner of the chapter</w:t>
+      </w:r>
+    </w:p>
+    <w:tbl>
+      <w:tblPr>
+        <w:tblStyle w:val="LightGrid-Accent1"/>
+        <w:tblW w:type="auto" w:w="0"/>
+        <w:jc w:val="center"/>
+        <w:tblLook w:firstColumn="1" w:firstRow="1" w:lastColumn="0" w:lastRow="0" w:noHBand="0" w:noVBand="1" w:val="04A0"/>
+      </w:tblPr>
+      <w:tblGrid>
+        <w:gridCol w:w="2160"/>
+        <w:gridCol w:w="2160"/>
+        <w:gridCol w:w="2160"/>
+        <w:gridCol w:w="2160"/>
+      </w:tblGrid>
+      <w:tr>
+        <w:tc>
+          <w:tcPr>
+            <w:tcW w:type="dxa" w:w="2160"/>
+          </w:tcPr>
+          <w:p>
+            <w:r>
+              <w:rPr>
+                <w:b/>
+                <w:sz w:val="19"/>
+              </w:rPr>
+            </w:r>
+            <w:r>
+              <w:rPr>
+                <w:b/>
+                <w:sz w:val="19"/>
+              </w:rPr>
+              <w:t>Contributor</w:t>
+            </w:r>
+          </w:p>
+        </w:tc>
+        <w:tc>
+          <w:tcPr>
+            <w:tcW w:type="dxa" w:w="2160"/>
+          </w:tcPr>
+          <w:p>
+            <w:r>
+              <w:rPr>
+                <w:b/>
+                <w:sz w:val="19"/>
+              </w:rPr>
+            </w:r>
+            <w:r>
+              <w:rPr>
+                <w:b/>
+                <w:sz w:val="19"/>
+              </w:rPr>
+              <w:t>Affiliation</w:t>
+            </w:r>
+          </w:p>
+        </w:tc>
+        <w:tc>
+          <w:tcPr>
+            <w:tcW w:type="dxa" w:w="2160"/>
+          </w:tcPr>
+          <w:p>
+            <w:r>
+              <w:rPr>
+                <w:b/>
+                <w:sz w:val="19"/>
+              </w:rPr>
+            </w:r>
+            <w:r>
+              <w:rPr>
+                <w:b/>
+                <w:sz w:val="19"/>
+              </w:rPr>
+              <w:t>Chapter</w:t>
+            </w:r>
+          </w:p>
+        </w:tc>
+        <w:tc>
+          <w:tcPr>
+            <w:tcW w:type="dxa" w:w="2160"/>
+          </w:tcPr>
+          <w:p>
+            <w:r>
+              <w:rPr>
+                <w:b/>
+                <w:sz w:val="19"/>
+              </w:rPr>
+            </w:r>
+            <w:r>
+              <w:rPr>
+                <w:b/>
+                <w:sz w:val="19"/>
+              </w:rPr>
+              <w:t>Brought in by</w:t>
             </w:r>
           </w:p>
         </w:tc>
@@ -3213,7 +3416,7 @@
       <w:tr>
         <w:tc>
           <w:tcPr>
-            <w:tcW w:type="dxa" w:w="2880"/>
+            <w:tcW w:type="dxa" w:w="2160"/>
           </w:tcPr>
           <w:p>
             <w:r>
@@ -3225,13 +3428,13 @@
               <w:rPr>
                 <w:sz w:val="19"/>
               </w:rPr>
-              <w:t>Rafal Wrobel</w:t>
+              <w:t>Jouni Ikäheimo</w:t>
             </w:r>
           </w:p>
         </w:tc>
         <w:tc>
           <w:tcPr>
-            <w:tcW w:type="dxa" w:w="2880"/>
+            <w:tcW w:type="dxa" w:w="2160"/>
           </w:tcPr>
           <w:p>
             <w:r>
@@ -3243,13 +3446,13 @@
               <w:rPr>
                 <w:sz w:val="19"/>
               </w:rPr>
-              <w:t>Newcastle University</w:t>
+              <w:t>ABB, high-speed motors</w:t>
             </w:r>
           </w:p>
         </w:tc>
         <w:tc>
           <w:tcPr>
-            <w:tcW w:type="dxa" w:w="2880"/>
+            <w:tcW w:type="dxa" w:w="2160"/>
           </w:tcPr>
           <w:p>
             <w:r>
@@ -3261,7 +3464,25 @@
               <w:rPr>
                 <w:sz w:val="19"/>
               </w:rPr>
-              <w:t>10.2, 10.3, 10.4 (cooling architectures)</w:t>
+              <w:t>3, 12; photographs and machine material throughout</w:t>
+            </w:r>
+          </w:p>
+        </w:tc>
+        <w:tc>
+          <w:tcPr>
+            <w:tcW w:type="dxa" w:w="2160"/>
+          </w:tcPr>
+          <w:p>
+            <w:r>
+              <w:rPr>
+                <w:sz w:val="19"/>
+              </w:rPr>
+            </w:r>
+            <w:r>
+              <w:rPr>
+                <w:sz w:val="19"/>
+              </w:rPr>
+              <w:t>the authors</w:t>
             </w:r>
           </w:p>
         </w:tc>
@@ -3269,7 +3490,7 @@
       <w:tr>
         <w:tc>
           <w:tcPr>
-            <w:tcW w:type="dxa" w:w="2880"/>
+            <w:tcW w:type="dxa" w:w="2160"/>
           </w:tcPr>
           <w:p>
             <w:r>
@@ -3281,13 +3502,13 @@
               <w:rPr>
                 <w:sz w:val="19"/>
               </w:rPr>
-              <w:t>Janne Nerg</w:t>
+              <w:t>Lassi Aarniovuori</w:t>
             </w:r>
           </w:p>
         </w:tc>
         <w:tc>
           <w:tcPr>
-            <w:tcW w:type="dxa" w:w="2880"/>
+            <w:tcW w:type="dxa" w:w="2160"/>
           </w:tcPr>
           <w:p>
             <w:r>
@@ -3299,13 +3520,13 @@
               <w:rPr>
                 <w:sz w:val="19"/>
               </w:rPr>
-              <w:t>LUT, thermal modelling</w:t>
+              <w:t>drive loss measurement</w:t>
             </w:r>
           </w:p>
         </w:tc>
         <w:tc>
           <w:tcPr>
-            <w:tcW w:type="dxa" w:w="2880"/>
+            <w:tcW w:type="dxa" w:w="2160"/>
           </w:tcPr>
           <w:p>
             <w:r>
@@ -3317,7 +3538,25 @@
               <w:rPr>
                 <w:sz w:val="19"/>
               </w:rPr>
-              <w:t>10.6, 10.7, 10.9, 10.10 (thermal networks)</w:t>
+              <w:t>11, 12</w:t>
+            </w:r>
+          </w:p>
+        </w:tc>
+        <w:tc>
+          <w:tcPr>
+            <w:tcW w:type="dxa" w:w="2160"/>
+          </w:tcPr>
+          <w:p>
+            <w:r>
+              <w:rPr>
+                <w:sz w:val="19"/>
+              </w:rPr>
+            </w:r>
+            <w:r>
+              <w:rPr>
+                <w:sz w:val="19"/>
+              </w:rPr>
+              <w:t>P. Peltoniemi and the authors</w:t>
             </w:r>
           </w:p>
         </w:tc>
@@ -3325,7 +3564,7 @@
       <w:tr>
         <w:tc>
           <w:tcPr>
-            <w:tcW w:type="dxa" w:w="2880"/>
+            <w:tcW w:type="dxa" w:w="2160"/>
           </w:tcPr>
           <w:p>
             <w:r>
@@ -3337,13 +3576,13 @@
               <w:rPr>
                 <w:sz w:val="19"/>
               </w:rPr>
-              <w:t>Pasi Peltoniemi</w:t>
+              <w:t>Ahti Jaatinen-Värri</w:t>
             </w:r>
           </w:p>
         </w:tc>
         <w:tc>
           <w:tcPr>
-            <w:tcW w:type="dxa" w:w="2880"/>
+            <w:tcW w:type="dxa" w:w="2160"/>
           </w:tcPr>
           <w:p>
             <w:r>
@@ -3355,13 +3594,13 @@
               <w:rPr>
                 <w:sz w:val="19"/>
               </w:rPr>
-              <w:t>LUT, power electronics</w:t>
+              <w:t>LUT, turbomachinery</w:t>
             </w:r>
           </w:p>
         </w:tc>
         <w:tc>
           <w:tcPr>
-            <w:tcW w:type="dxa" w:w="2880"/>
+            <w:tcW w:type="dxa" w:w="2160"/>
           </w:tcPr>
           <w:p>
             <w:r>
@@ -3373,7 +3612,25 @@
               <w:rPr>
                 <w:sz w:val="19"/>
               </w:rPr>
-              <w:t>11 lead</w:t>
+              <w:t>2 or 10, the air-gap flow and the aerodynamic optimum</w:t>
+            </w:r>
+          </w:p>
+        </w:tc>
+        <w:tc>
+          <w:tcPr>
+            <w:tcW w:type="dxa" w:w="2160"/>
+          </w:tcPr>
+          <w:p>
+            <w:r>
+              <w:rPr>
+                <w:sz w:val="19"/>
+              </w:rPr>
+            </w:r>
+            <w:r>
+              <w:rPr>
+                <w:sz w:val="19"/>
+              </w:rPr>
+              <w:t>J. Saari or R. Wrobel</w:t>
             </w:r>
           </w:p>
         </w:tc>
@@ -3381,7 +3638,7 @@
       <w:tr>
         <w:tc>
           <w:tcPr>
-            <w:tcW w:type="dxa" w:w="2880"/>
+            <w:tcW w:type="dxa" w:w="2160"/>
           </w:tcPr>
           <w:p>
             <w:r>
@@ -3393,13 +3650,13 @@
               <w:rPr>
                 <w:sz w:val="19"/>
               </w:rPr>
-              <w:t>Lassi Aarniovuori</w:t>
+              <w:t>Jonna Tiainen</w:t>
             </w:r>
           </w:p>
         </w:tc>
         <w:tc>
           <w:tcPr>
-            <w:tcW w:type="dxa" w:w="2880"/>
+            <w:tcW w:type="dxa" w:w="2160"/>
           </w:tcPr>
           <w:p>
             <w:r>
@@ -3411,13 +3668,13 @@
               <w:rPr>
                 <w:sz w:val="19"/>
               </w:rPr>
-              <w:t>drive loss measurement</w:t>
+              <w:t>The Switch</w:t>
             </w:r>
           </w:p>
         </w:tc>
         <w:tc>
           <w:tcPr>
-            <w:tcW w:type="dxa" w:w="2880"/>
+            <w:tcW w:type="dxa" w:w="2160"/>
           </w:tcPr>
           <w:p>
             <w:r>
@@ -3429,7 +3686,25 @@
               <w:rPr>
                 <w:sz w:val="19"/>
               </w:rPr>
-              <w:t>11, 12</w:t>
+              <w:t>2, 12</w:t>
+            </w:r>
+          </w:p>
+        </w:tc>
+        <w:tc>
+          <w:tcPr>
+            <w:tcW w:type="dxa" w:w="2160"/>
+          </w:tcPr>
+          <w:p>
+            <w:r>
+              <w:rPr>
+                <w:sz w:val="19"/>
+              </w:rPr>
+            </w:r>
+            <w:r>
+              <w:rPr>
+                <w:sz w:val="19"/>
+              </w:rPr>
+              <w:t>J. Saari and the authors</w:t>
             </w:r>
           </w:p>
         </w:tc>
@@ -3437,7 +3712,7 @@
       <w:tr>
         <w:tc>
           <w:tcPr>
-            <w:tcW w:type="dxa" w:w="2880"/>
+            <w:tcW w:type="dxa" w:w="2160"/>
           </w:tcPr>
           <w:p>
             <w:r>
@@ -3449,13 +3724,13 @@
               <w:rPr>
                 <w:sz w:val="19"/>
               </w:rPr>
-              <w:t>bearing application specialist</w:t>
+              <w:t>a bearing application specialist</w:t>
             </w:r>
           </w:p>
         </w:tc>
         <w:tc>
           <w:tcPr>
-            <w:tcW w:type="dxa" w:w="2880"/>
+            <w:tcW w:type="dxa" w:w="2160"/>
           </w:tcPr>
           <w:p>
             <w:r>
@@ -3467,13 +3742,13 @@
               <w:rPr>
                 <w:sz w:val="19"/>
               </w:rPr>
-              <w:t>industry, through J. Sopanen's network</w:t>
+              <w:t>industry</w:t>
             </w:r>
           </w:p>
         </w:tc>
         <w:tc>
           <w:tcPr>
-            <w:tcW w:type="dxa" w:w="2880"/>
+            <w:tcW w:type="dxa" w:w="2160"/>
           </w:tcPr>
           <w:p>
             <w:r>
@@ -3486,6 +3761,24 @@
                 <w:sz w:val="19"/>
               </w:rPr>
               <w:t>6</w:t>
+            </w:r>
+          </w:p>
+        </w:tc>
+        <w:tc>
+          <w:tcPr>
+            <w:tcW w:type="dxa" w:w="2160"/>
+          </w:tcPr>
+          <w:p>
+            <w:r>
+              <w:rPr>
+                <w:sz w:val="19"/>
+              </w:rPr>
+            </w:r>
+            <w:r>
+              <w:rPr>
+                <w:sz w:val="19"/>
+              </w:rPr>
+              <w:t>J. Sopanen, from his network</w:t>
             </w:r>
           </w:p>
         </w:tc>
@@ -3493,7 +3786,7 @@
       <w:tr>
         <w:tc>
           <w:tcPr>
-            <w:tcW w:type="dxa" w:w="2880"/>
+            <w:tcW w:type="dxa" w:w="2160"/>
           </w:tcPr>
           <w:p>
             <w:r>
@@ -3505,13 +3798,13 @@
               <w:rPr>
                 <w:sz w:val="19"/>
               </w:rPr>
-              <w:t>Marko Hinkkanen</w:t>
+              <w:t>a control specialist</w:t>
             </w:r>
           </w:p>
         </w:tc>
         <w:tc>
           <w:tcPr>
-            <w:tcW w:type="dxa" w:w="2880"/>
+            <w:tcW w:type="dxa" w:w="2160"/>
           </w:tcPr>
           <w:p>
             <w:r>
@@ -3523,13 +3816,13 @@
               <w:rPr>
                 <w:sz w:val="19"/>
               </w:rPr>
-              <w:t>Aalto University, electric drives</w:t>
+              <w:t>to be identified</w:t>
             </w:r>
           </w:p>
         </w:tc>
         <w:tc>
           <w:tcPr>
-            <w:tcW w:type="dxa" w:w="2880"/>
+            <w:tcW w:type="dxa" w:w="2160"/>
           </w:tcPr>
           <w:p>
             <w:r>
@@ -3541,7 +3834,25 @@
               <w:rPr>
                 <w:sz w:val="19"/>
               </w:rPr>
-              <w:t>11.8 to 11.10 (control)</w:t>
+              <w:t>11</w:t>
+            </w:r>
+          </w:p>
+        </w:tc>
+        <w:tc>
+          <w:tcPr>
+            <w:tcW w:type="dxa" w:w="2160"/>
+          </w:tcPr>
+          <w:p>
+            <w:r>
+              <w:rPr>
+                <w:sz w:val="19"/>
+              </w:rPr>
+            </w:r>
+            <w:r>
+              <w:rPr>
+                <w:sz w:val="19"/>
+              </w:rPr>
+              <w:t>P. Peltoniemi</w:t>
             </w:r>
           </w:p>
         </w:tc>
@@ -3549,7 +3860,7 @@
       <w:tr>
         <w:tc>
           <w:tcPr>
-            <w:tcW w:type="dxa" w:w="2880"/>
+            <w:tcW w:type="dxa" w:w="2160"/>
           </w:tcPr>
           <w:p>
             <w:r>
@@ -3561,13 +3872,13 @@
               <w:rPr>
                 <w:sz w:val="19"/>
               </w:rPr>
-              <w:t>aerospace contributor</w:t>
+              <w:t>an aerospace contributor</w:t>
             </w:r>
           </w:p>
         </w:tc>
         <w:tc>
           <w:tcPr>
-            <w:tcW w:type="dxa" w:w="2880"/>
+            <w:tcW w:type="dxa" w:w="2160"/>
           </w:tcPr>
           <w:p>
             <w:r>
@@ -3585,7 +3896,7 @@
         </w:tc>
         <w:tc>
           <w:tcPr>
-            <w:tcW w:type="dxa" w:w="2880"/>
+            <w:tcW w:type="dxa" w:w="2160"/>
           </w:tcPr>
           <w:p>
             <w:r>
@@ -3597,7 +3908,25 @@
               <w:rPr>
                 <w:sz w:val="19"/>
               </w:rPr>
-              <w:t>13.2</w:t>
+              <w:t>13</w:t>
+            </w:r>
+          </w:p>
+        </w:tc>
+        <w:tc>
+          <w:tcPr>
+            <w:tcW w:type="dxa" w:w="2160"/>
+          </w:tcPr>
+          <w:p>
+            <w:r>
+              <w:rPr>
+                <w:sz w:val="19"/>
+              </w:rPr>
+            </w:r>
+            <w:r>
+              <w:rPr>
+                <w:sz w:val="19"/>
+              </w:rPr>
+              <w:t>the authors</w:t>
             </w:r>
           </w:p>
         </w:tc>

--- a/chapter1/Annotated_TOC_for_contributors.docx
+++ b/chapter1/Annotated_TOC_for_contributors.docx
@@ -2765,7 +2765,7 @@
         <w:jc w:val="both"/>
       </w:pPr>
       <w:r>
-        <w:t>Budget: 30 pages, 24 figures, 3 tables. Contributors: authors (Voltcar), an aerospace contributor to be invited for 13.2. New: measured case data from a current EU project.</w:t>
+        <w:t>Budget: 30 pages, 24 figures, 3 tables. Owner: the authors, who also write §13.7, the closing synthesis of the two paradigms. Co-authors: J. Pippuri-Mäkeläinen of VTT, who manages the Voltcar project, on §13.1; an aerospace contributor for §13.2. New: measured case data from a current EU project, used with the project’s agreement.</w:t>
       </w:r>
     </w:p>
     <w:p>
@@ -3853,6 +3853,80 @@
                 <w:sz w:val="19"/>
               </w:rPr>
               <w:t>P. Peltoniemi</w:t>
+            </w:r>
+          </w:p>
+        </w:tc>
+      </w:tr>
+      <w:tr>
+        <w:tc>
+          <w:tcPr>
+            <w:tcW w:type="dxa" w:w="2160"/>
+          </w:tcPr>
+          <w:p>
+            <w:r>
+              <w:rPr>
+                <w:sz w:val="19"/>
+              </w:rPr>
+            </w:r>
+            <w:r>
+              <w:rPr>
+                <w:sz w:val="19"/>
+              </w:rPr>
+              <w:t>Jenni Pippuri-Mäkeläinen</w:t>
+            </w:r>
+          </w:p>
+        </w:tc>
+        <w:tc>
+          <w:tcPr>
+            <w:tcW w:type="dxa" w:w="2160"/>
+          </w:tcPr>
+          <w:p>
+            <w:r>
+              <w:rPr>
+                <w:sz w:val="19"/>
+              </w:rPr>
+            </w:r>
+            <w:r>
+              <w:rPr>
+                <w:sz w:val="19"/>
+              </w:rPr>
+              <w:t>VTT, manager of the Voltcar project</w:t>
+            </w:r>
+          </w:p>
+        </w:tc>
+        <w:tc>
+          <w:tcPr>
+            <w:tcW w:type="dxa" w:w="2160"/>
+          </w:tcPr>
+          <w:p>
+            <w:r>
+              <w:rPr>
+                <w:sz w:val="19"/>
+              </w:rPr>
+            </w:r>
+            <w:r>
+              <w:rPr>
+                <w:sz w:val="19"/>
+              </w:rPr>
+              <w:t>13, the Voltcar machine of §13.1</w:t>
+            </w:r>
+          </w:p>
+        </w:tc>
+        <w:tc>
+          <w:tcPr>
+            <w:tcW w:type="dxa" w:w="2160"/>
+          </w:tcPr>
+          <w:p>
+            <w:r>
+              <w:rPr>
+                <w:sz w:val="19"/>
+              </w:rPr>
+            </w:r>
+            <w:r>
+              <w:rPr>
+                <w:sz w:val="19"/>
+              </w:rPr>
+              <w:t>the authors</w:t>
             </w:r>
           </w:p>
         </w:tc>

--- a/chapter1/Annotated_TOC_for_contributors.docx
+++ b/chapter1/Annotated_TOC_for_contributors.docx
@@ -109,7 +109,7 @@
         <w:t>Companion material.</w:t>
       </w:r>
       <w:r>
-        <w:t xml:space="preserve"> A set of Python notebooks reproducing every analytical figure in the book and implementing the design procedures of Chapters 6, 7, 9, 10 and 11, published on the Wiley companion site.</w:t>
+        <w:t xml:space="preserve"> A set of Python notebooks reproducing every analytical figure in the book and implementing the design procedures of Chapters 6, 7, 9, 10, 11 and 12, published on the Wiley companion site.</w:t>
       </w:r>
     </w:p>
     <w:p>
@@ -1275,7 +1275,7 @@
               <w:rPr>
                 <w:sz w:val="19"/>
               </w:rPr>
-              <w:t>authors</w:t>
+              <w:t>A. Belahcen</w:t>
             </w:r>
           </w:p>
         </w:tc>
@@ -1397,7 +1397,7 @@
               <w:rPr>
                 <w:sz w:val="19"/>
               </w:rPr>
-              <w:t>A. Belahcen</w:t>
+              <w:t>P. Rasilo</w:t>
             </w:r>
           </w:p>
         </w:tc>
@@ -1575,7 +1575,7 @@
               <w:rPr>
                 <w:sz w:val="19"/>
               </w:rPr>
-              <w:t>The drive: converter interface and control at high fundamental frequency</w:t>
+              <w:t>The drive: the converter interface</w:t>
             </w:r>
           </w:p>
         </w:tc>
@@ -1593,7 +1593,7 @@
               <w:rPr>
                 <w:sz w:val="19"/>
               </w:rPr>
-              <w:t>40</w:t>
+              <w:t>24</w:t>
             </w:r>
           </w:p>
         </w:tc>
@@ -1611,7 +1611,7 @@
               <w:rPr>
                 <w:sz w:val="19"/>
               </w:rPr>
-              <w:t>16 200</w:t>
+              <w:t>9 600</w:t>
             </w:r>
           </w:p>
         </w:tc>
@@ -1629,7 +1629,7 @@
               <w:rPr>
                 <w:sz w:val="19"/>
               </w:rPr>
-              <w:t>26</w:t>
+              <w:t>16</w:t>
             </w:r>
           </w:p>
         </w:tc>
@@ -1697,7 +1697,7 @@
               <w:rPr>
                 <w:sz w:val="19"/>
               </w:rPr>
-              <w:t>Industrial case studies: compressor drive and ORC generator</w:t>
+              <w:t>Control at high fundamental frequency</w:t>
             </w:r>
           </w:p>
         </w:tc>
@@ -1715,7 +1715,7 @@
               <w:rPr>
                 <w:sz w:val="19"/>
               </w:rPr>
-              <w:t>28</w:t>
+              <w:t>18</w:t>
             </w:r>
           </w:p>
         </w:tc>
@@ -1733,7 +1733,7 @@
               <w:rPr>
                 <w:sz w:val="19"/>
               </w:rPr>
-              <w:t>9 300</w:t>
+              <w:t>7 200</w:t>
             </w:r>
           </w:p>
         </w:tc>
@@ -1751,7 +1751,7 @@
               <w:rPr>
                 <w:sz w:val="19"/>
               </w:rPr>
-              <w:t>22</w:t>
+              <w:t>12</w:t>
             </w:r>
           </w:p>
         </w:tc>
@@ -1769,7 +1769,7 @@
               <w:rPr>
                 <w:sz w:val="19"/>
               </w:rPr>
-              <w:t>authors</w:t>
+              <w:t>M. Hinkkanen</w:t>
             </w:r>
           </w:p>
         </w:tc>
@@ -1819,7 +1819,7 @@
               <w:rPr>
                 <w:sz w:val="19"/>
               </w:rPr>
-              <w:t>Mobile case studies: traction, aerospace and e-turbo</w:t>
+              <w:t>Industrial case studies: compressor drive and ORC generator</w:t>
             </w:r>
           </w:p>
         </w:tc>
@@ -1837,7 +1837,7 @@
               <w:rPr>
                 <w:sz w:val="19"/>
               </w:rPr>
-              <w:t>30</w:t>
+              <w:t>28</w:t>
             </w:r>
           </w:p>
         </w:tc>
@@ -1855,7 +1855,7 @@
               <w:rPr>
                 <w:sz w:val="19"/>
               </w:rPr>
-              <w:t>9 900</w:t>
+              <w:t>9 300</w:t>
             </w:r>
           </w:p>
         </w:tc>
@@ -1873,7 +1873,7 @@
               <w:rPr>
                 <w:sz w:val="19"/>
               </w:rPr>
-              <w:t>24</w:t>
+              <w:t>22</w:t>
             </w:r>
           </w:p>
         </w:tc>
@@ -1891,7 +1891,7 @@
               <w:rPr>
                 <w:sz w:val="19"/>
               </w:rPr>
-              <w:t>authors</w:t>
+              <w:t>J. Tiainen and A. Jaatinen-Värri</w:t>
             </w:r>
           </w:p>
         </w:tc>
@@ -1919,6 +1919,12 @@
                 <w:sz w:val="19"/>
               </w:rPr>
             </w:r>
+            <w:r>
+              <w:rPr>
+                <w:sz w:val="19"/>
+              </w:rPr>
+              <w:t>14</w:t>
+            </w:r>
           </w:p>
         </w:tc>
         <w:tc>
@@ -1933,10 +1939,9 @@
             </w:r>
             <w:r>
               <w:rPr>
-                <w:b/>
-                <w:sz w:val="19"/>
-              </w:rPr>
-              <w:t>Chapters 1–13</w:t>
+                <w:sz w:val="19"/>
+              </w:rPr>
+              <w:t>Mobile case studies: traction, aerospace and e-turbo</w:t>
             </w:r>
           </w:p>
         </w:tc>
@@ -1952,10 +1957,9 @@
             </w:r>
             <w:r>
               <w:rPr>
-                <w:b/>
-                <w:sz w:val="19"/>
-              </w:rPr>
-              <w:t>410</w:t>
+                <w:sz w:val="19"/>
+              </w:rPr>
+              <w:t>30</w:t>
             </w:r>
           </w:p>
         </w:tc>
@@ -1971,10 +1975,9 @@
             </w:r>
             <w:r>
               <w:rPr>
-                <w:b/>
-                <w:sz w:val="19"/>
-              </w:rPr>
-              <w:t>161 400</w:t>
+                <w:sz w:val="19"/>
+              </w:rPr>
+              <w:t>9 900</w:t>
             </w:r>
           </w:p>
         </w:tc>
@@ -1990,10 +1993,9 @@
             </w:r>
             <w:r>
               <w:rPr>
-                <w:b/>
-                <w:sz w:val="19"/>
-              </w:rPr>
-              <w:t>263</w:t>
+                <w:sz w:val="19"/>
+              </w:rPr>
+              <w:t>24</w:t>
             </w:r>
           </w:p>
         </w:tc>
@@ -2006,6 +2008,12 @@
               <w:rPr>
                 <w:sz w:val="19"/>
               </w:rPr>
+            </w:r>
+            <w:r>
+              <w:rPr>
+                <w:sz w:val="19"/>
+              </w:rPr>
+              <w:t>J. Pippuri-Mäkeläinen</w:t>
             </w:r>
           </w:p>
         </w:tc>
@@ -2047,9 +2055,10 @@
             </w:r>
             <w:r>
               <w:rPr>
-                <w:sz w:val="19"/>
-              </w:rPr>
-              <w:t>Front matter, appendices A–D, index</w:t>
+                <w:b/>
+                <w:sz w:val="19"/>
+              </w:rPr>
+              <w:t>Chapters 1–14</w:t>
             </w:r>
           </w:p>
         </w:tc>
@@ -2065,9 +2074,10 @@
             </w:r>
             <w:r>
               <w:rPr>
-                <w:sz w:val="19"/>
-              </w:rPr>
-              <w:t>40</w:t>
+                <w:b/>
+                <w:sz w:val="19"/>
+              </w:rPr>
+              <w:t>412</w:t>
             </w:r>
           </w:p>
         </w:tc>
@@ -2081,6 +2091,13 @@
                 <w:sz w:val="19"/>
               </w:rPr>
             </w:r>
+            <w:r>
+              <w:rPr>
+                <w:b/>
+                <w:sz w:val="19"/>
+              </w:rPr>
+              <w:t>161 700</w:t>
+            </w:r>
           </w:p>
         </w:tc>
         <w:tc>
@@ -2092,6 +2109,13 @@
               <w:rPr>
                 <w:sz w:val="19"/>
               </w:rPr>
+            </w:r>
+            <w:r>
+              <w:rPr>
+                <w:b/>
+                <w:sz w:val="19"/>
+              </w:rPr>
+              <w:t>265</w:t>
             </w:r>
           </w:p>
         </w:tc>
@@ -2145,10 +2169,9 @@
             </w:r>
             <w:r>
               <w:rPr>
-                <w:b/>
-                <w:sz w:val="19"/>
-              </w:rPr>
-              <w:t>Total</w:t>
+                <w:sz w:val="19"/>
+              </w:rPr>
+              <w:t>Front matter, appendices A–D, index</w:t>
             </w:r>
           </w:p>
         </w:tc>
@@ -2164,10 +2187,109 @@
             </w:r>
             <w:r>
               <w:rPr>
+                <w:sz w:val="19"/>
+              </w:rPr>
+              <w:t>40</w:t>
+            </w:r>
+          </w:p>
+        </w:tc>
+        <w:tc>
+          <w:tcPr>
+            <w:tcW w:type="dxa" w:w="1234"/>
+          </w:tcPr>
+          <w:p>
+            <w:r>
+              <w:rPr>
+                <w:sz w:val="19"/>
+              </w:rPr>
+            </w:r>
+          </w:p>
+        </w:tc>
+        <w:tc>
+          <w:tcPr>
+            <w:tcW w:type="dxa" w:w="1234"/>
+          </w:tcPr>
+          <w:p>
+            <w:r>
+              <w:rPr>
+                <w:sz w:val="19"/>
+              </w:rPr>
+            </w:r>
+          </w:p>
+        </w:tc>
+        <w:tc>
+          <w:tcPr>
+            <w:tcW w:type="dxa" w:w="1234"/>
+          </w:tcPr>
+          <w:p>
+            <w:r>
+              <w:rPr>
+                <w:sz w:val="19"/>
+              </w:rPr>
+            </w:r>
+          </w:p>
+        </w:tc>
+      </w:tr>
+      <w:tr>
+        <w:tc>
+          <w:tcPr>
+            <w:tcW w:type="dxa" w:w="1234"/>
+          </w:tcPr>
+          <w:p>
+            <w:r>
+              <w:rPr>
+                <w:sz w:val="19"/>
+              </w:rPr>
+            </w:r>
+          </w:p>
+        </w:tc>
+        <w:tc>
+          <w:tcPr>
+            <w:tcW w:type="dxa" w:w="1234"/>
+          </w:tcPr>
+          <w:p>
+            <w:r>
+              <w:rPr>
+                <w:sz w:val="19"/>
+              </w:rPr>
+            </w:r>
+          </w:p>
+        </w:tc>
+        <w:tc>
+          <w:tcPr>
+            <w:tcW w:type="dxa" w:w="1234"/>
+          </w:tcPr>
+          <w:p>
+            <w:r>
+              <w:rPr>
+                <w:sz w:val="19"/>
+              </w:rPr>
+            </w:r>
+            <w:r>
+              <w:rPr>
                 <w:b/>
                 <w:sz w:val="19"/>
               </w:rPr>
-              <w:t>450</w:t>
+              <w:t>Total</w:t>
+            </w:r>
+          </w:p>
+        </w:tc>
+        <w:tc>
+          <w:tcPr>
+            <w:tcW w:type="dxa" w:w="1234"/>
+          </w:tcPr>
+          <w:p>
+            <w:r>
+              <w:rPr>
+                <w:sz w:val="19"/>
+              </w:rPr>
+            </w:r>
+            <w:r>
+              <w:rPr>
+                <w:b/>
+                <w:sz w:val="19"/>
+              </w:rPr>
+              <w:t>452</w:t>
             </w:r>
           </w:p>
         </w:tc>
@@ -2233,7 +2355,7 @@
         <w:t>Two running machines.</w:t>
       </w:r>
       <w:r>
-        <w:t xml:space="preserve"> The two-pole industrial compressor drive and the six-pole Voltcar traction machine are specified in Chapter 2, given their rotor retention in Chapter 4, their rotordynamic verification in Chapter 5, their bearings in Chapter 6, their electromagnetic sizing in Chapter 7, their windings in Chapter 8, their loss balance in Chapter 9, their cooling and thermal design in Chapter 10, their converters in Chapter 11, and are assembled into complete, measured designs in Chapters 12 and 13. Every design chapter therefore ends with the same two worked examples, and the reader can follow one machine through the whole procedure.</w:t>
+        <w:t xml:space="preserve"> The two-pole industrial compressor drive and the six-pole Voltcar traction machine are specified in Chapter 2, given their rotor retention in Chapter 4, their rotordynamic verification in Chapter 5, their bearings in Chapter 6, their electromagnetic sizing in Chapter 7, their windings in Chapter 8, their loss balance in Chapter 9, their cooling and thermal design in Chapter 10, their converters in Chapter 11, their control in Chapter 12, and are assembled into complete, measured designs in Chapters 13 and 14. Every design chapter therefore ends with the same two worked examples, and the reader can follow one machine through the whole procedure.</w:t>
       </w:r>
     </w:p>
     <w:p>
@@ -2247,7 +2369,7 @@
         <w:t>A closing comparison in every design chapter.</w:t>
       </w:r>
       <w:r>
-        <w:t xml:space="preserve"> Chapters 3 to 11 each close with a short section stating how the industrial and the mobile machine resolve that chapter's trade-off differently. This is the industrial-versus-mobile spine made explicit.</w:t>
+        <w:t xml:space="preserve"> Chapters 3 to 12 each close with a short section stating how the industrial and the mobile machine resolve that chapter's trade-off differently. This is the industrial-versus-mobile spine made explicit.</w:t>
       </w:r>
     </w:p>
     <w:p>
@@ -2677,7 +2799,7 @@
         <w:pStyle w:val="Heading4"/>
       </w:pPr>
       <w:r>
-        <w:t>Chapter 11. The drive: converter interface and control at high fundamental frequency</w:t>
+        <w:t>Chapter 11. The drive: the converter interface</w:t>
       </w:r>
     </w:p>
     <w:p>
@@ -2685,7 +2807,7 @@
         <w:jc w:val="both"/>
       </w:pPr>
       <w:r>
-        <w:t>The converter is not a fourth constraint but the gatekeeper that decides which region of the design space can be reached. The chapter develops the modulation ratio and the synchronous-PWM and control-stability thresholds, then shows why current harmonics matter more at high speed: they are deposited in a rotor that the air gap and the retaining sleeve thermally isolate, so that the harmonic content of the supply is settled against the rotor thermal path of Chapter 10. Silicon, silicon carbide and gallium nitride devices are compared on switching-loss economics, and the consequences of fast switching for the machine are treated in full, DC-link voltage and du/dt, output filter options, insulation under fast switching including partial-discharge inception and Type II systems, and bearing currents and their mitigation. Converter integration and EMC follow. The control half of the chapter addresses what changes at low pulse ratios: current regulation, overmodulation and six-step operation, position sensing and sensorless operation, run-up through critical speeds, field weakening and protection. The chapter closes with the co-design procedure, matching pole count to converter capability, applied to both running machines.</w:t>
+        <w:t>The converter is not a fourth constraint but the gatekeeper that decides which region of the design space can be reached at all. The chapter develops the modulation ratio and the synchronous-PWM and control-stability thresholds, then shows why current harmonics matter more at high speed: they are deposited in a rotor that the air gap and the retaining sleeve thermally isolate, so the harmonic content of the supply is settled against the rotor thermal path of Chapter 10. Silicon, silicon carbide and gallium nitride devices are compared on switching-loss economics, and the consequences of fast switching for the machine are treated in full: DC-link voltage and du/dt, output filter options, insulation under fast switching including partial-discharge inception and Type II systems, and bearing currents and their mitigation. Converter integration and EMC follow. The chapter closes with the co-design procedure, matching pole count to converter capability, applied to both running machines; Chapter 12 then takes up what the resulting pulse ratio does to the control.</w:t>
       </w:r>
     </w:p>
     <w:p>
@@ -2693,7 +2815,7 @@
         <w:jc w:val="both"/>
       </w:pPr>
       <w:r>
-        <w:t>Sections: 11.1 Modulation ratio and synchronous PWM · 11.2 Current harmonics and rotor heating · 11.3 Silicon, SiC and GaN: switching-loss economics · 11.4 DC-link voltage, du/dt and filters · 11.5 Insulation under fast switching · 11.6 Bearing currents · 11.7 Converter integration and EMC · 11.8 Control at low pulse ratios · 11.9 Position sensing and sensorless operation · 11.10 Run-up through critical speeds, field weakening, protection · 11.11 Co-design of the two running machines with their converters.</w:t>
+        <w:t>Sections: 11.1 Modulation ratio and synchronous PWM · 11.2 Current harmonics and rotor heating · 11.3 Silicon, SiC and GaN: switching-loss economics · 11.4 DC-link voltage, du/dt and filters · 11.5 Insulation under fast switching · 11.6 Bearing currents · 11.7 Converter integration and EMC · 11.8 Co-design of the two running machines with their converters.</w:t>
       </w:r>
     </w:p>
     <w:p>
@@ -2701,7 +2823,7 @@
         <w:jc w:val="both"/>
       </w:pPr>
       <w:r>
-        <w:t>Budget: 40 pages, 26 figures, 2 tables. Owner: P. Peltoniemi, who writes the converter sections, 11.1 and 11.3 to 11.7, and recruits the control sections 11.8 to 11.10 and the harmonic-loss section 11.2; L. Aarniovuori is the intended name for the latter. DREM boundary: not covered in the earlier book.</w:t>
+        <w:t>Budget: 24 pages, 16 figures, 2 tables. Owner: P. Peltoniemi, who recruits §11.2 on harmonic losses; L. Aarniovuori is the intended name for it. DREM boundary: not covered in the earlier book.</w:t>
       </w:r>
     </w:p>
     <w:p>
@@ -2709,7 +2831,39 @@
         <w:pStyle w:val="Heading4"/>
       </w:pPr>
       <w:r>
-        <w:t>Chapter 12. Industrial case studies: compressor drive and ORC generator</w:t>
+        <w:t>Chapter 12. Control at high fundamental frequency</w:t>
+      </w:r>
+    </w:p>
+    <w:p>
+      <w:pPr>
+        <w:jc w:val="both"/>
+      </w:pPr>
+      <w:r>
+        <w:t>Chapter 11 leaves the designer with a pulse ratio; this chapter says what can then be done with it. Almost all drive control is developed on the assumption that the switching frequency lies far above the fundamental, so that the converter can be treated as a continuous voltage source and the controller designed by continuous-time methods. At eight or ten pulses in a fundamental period that assumption fails: the computational and modulation delays occupy a substantial part of the period, the discrete-time nature of the controller stops being an implementation detail, and the achievable current-control bandwidth becomes a constraint on the machine rather than a property of the controller. Current regulation, overmodulation and six-step operation are developed on that basis. Position sensing and sensorless operation are treated at kilohertz fundamental frequency, where the back-EMF is generous but the sampling is not, and the conditions under which each method remains valid are stated rather than left to the reader. Run-up through the critical speeds of Chapter 5, field weakening and protection close the technical part, and the chapter ends with the control of the two running machines.</w:t>
+      </w:r>
+    </w:p>
+    <w:p>
+      <w:pPr>
+        <w:jc w:val="both"/>
+      </w:pPr>
+      <w:r>
+        <w:t>Sections: 12.1 What changes when the pulse ratio falls to ten · 12.2 Current regulation, overmodulation and six-step operation · 12.3 Position sensing and sensorless operation at high fundamental frequency · 12.4 Run-up through the critical speeds · 12.5 Field weakening and protection · 12.6 Control of the two running machines.</w:t>
+      </w:r>
+    </w:p>
+    <w:p>
+      <w:pPr>
+        <w:jc w:val="both"/>
+      </w:pPr>
+      <w:r>
+        <w:t>Budget: 18 pages, 12 figures, 1 table. Owner: M. Hinkkanen. New: the pulse-ratio limit stated as a machine-design constraint rather than a control problem. DREM boundary: not covered in the earlier book.</w:t>
+      </w:r>
+    </w:p>
+    <w:p>
+      <w:pPr>
+        <w:pStyle w:val="Heading4"/>
+      </w:pPr>
+      <w:r>
+        <w:t>Chapter 13. Industrial case studies: compressor drive and ORC generator</w:t>
       </w:r>
     </w:p>
     <w:p>
@@ -2725,7 +2879,7 @@
         <w:jc w:val="both"/>
       </w:pPr>
       <w:r>
-        <w:t>Sections: 12.1 The gearless compressor drive: from specification to measured performance · 12.2 The ORC turbogenerator · 12.3 Manufacture and tolerance control · 12.4 Test rig, instrumentation and loss segregation at high speed · 12.5 Qualification against standards · 12.6 Failure modes and design lessons.</w:t>
+        <w:t>Sections: 13.1 The gearless compressor drive: from specification to measured performance · 13.2 The ORC turbogenerator · 13.3 Manufacture and tolerance control · 13.4 Test rig, instrumentation and loss segregation at high speed · 13.5 Qualification against standards · 13.6 Failure modes and design lessons.</w:t>
       </w:r>
     </w:p>
     <w:p>
@@ -2733,7 +2887,7 @@
         <w:jc w:val="both"/>
       </w:pPr>
       <w:r>
-        <w:t>Budget: 28 pages, 22 figures, 3 tables. Contributors: authors, the compressor case, §12.1, source to be confirmed, J. Ikäheimo (manufacture and tolerance control, 12.3, and qualification against the standards, 12.5, both written from a manufacturer's practice), L. Aarniovuori (test rig and loss segregation, 12.4), J. Tiainen (industrial perspective). New: measured case data, and photographs of built machines and rotors supplied by the industrial contributors, which no competing title has.</w:t>
+        <w:t>Budget: 28 pages, 22 figures, 3 tables. Owners: J. Tiainen and A. Jaatinen-Värri, with A. Jaatinen-Värri as the point of contact. Contributors: the authors and I. Petrov on the machine of §13.1, J. Ikäheimo (manufacture and tolerance control, §13.3, and qualification against the standards, §13.5, both written from a manufacturer's practice), L. Aarniovuori (test rig and loss segregation, §13.4), J. Tiainen (industrial perspective). New: measured case data, and photographs of built machines and rotors supplied by the industrial contributors, which no competing title has.</w:t>
       </w:r>
     </w:p>
     <w:p>
@@ -2741,7 +2895,7 @@
         <w:pStyle w:val="Heading4"/>
       </w:pPr>
       <w:r>
-        <w:t>Chapter 13. Mobile case studies: traction, aerospace and e-turbo</w:t>
+        <w:t>Chapter 14. Mobile case studies: traction, aerospace and e-turbo</w:t>
       </w:r>
     </w:p>
     <w:p>
@@ -2749,7 +2903,7 @@
         <w:jc w:val="both"/>
       </w:pPr>
       <w:r>
-        <w:t>Three mobile designs close the book. The Voltcar traction machine, the mobile running machine, is assembled and tested, with its performance under drive-cycle and thermal-transient loading reported against the design predictions of the preceding chapters. A high-specific-power aerospace generator illustrates the extreme of the mass-limited paradigm and the qualification culture of that industry. An electrically assisted turbocharger above 100 000 r/min illustrates the extreme of speed, where the machine must be nearly invisible in mass and inertia. Testing under transient conditions and overspeed, thermal and endurance qualification are described, and the failure modes of mobile high-speed machines are contrasted with the industrial ones of Chapter 12. A closing section revisits the two paradigms with the completed designs in hand and states, with numbers, why the same physics produces opposite machines.</w:t>
+        <w:t>Three mobile designs close the book. The Voltcar traction machine, the mobile running machine, is assembled and tested, with its performance under drive-cycle and thermal-transient loading reported against the design predictions of the preceding chapters. A high-specific-power aerospace generator illustrates the extreme of the mass-limited paradigm and the qualification culture of that industry. An electrically assisted turbocharger above 100 000 r/min illustrates the extreme of speed, where the machine must be nearly invisible in mass and inertia. Testing under transient conditions and overspeed, thermal and endurance qualification are described, and the failure modes of mobile high-speed machines are contrasted with the industrial ones of Chapter 13. A closing section revisits the two paradigms with the completed designs in hand and states, with numbers, why the same physics produces opposite machines.</w:t>
       </w:r>
     </w:p>
     <w:p>
@@ -2757,7 +2911,7 @@
         <w:jc w:val="both"/>
       </w:pPr>
       <w:r>
-        <w:t>Sections: 13.1 The Voltcar traction machine: from specification to measured performance · 13.2 A high-specific-power aerospace generator · 13.3 An e-turbocharger above 100 000 r/min · 13.4 Testing under drive-cycle and thermal transients · 13.5 Overspeed, thermal and endurance qualification · 13.6 Failure modes and design lessons · 13.7 The two paradigms revisited.</w:t>
+        <w:t>Sections: 14.1 The Voltcar traction machine: from specification to measured performance · 14.2 A high-specific-power aerospace generator · 14.3 An e-turbocharger above 100 000 r/min · 14.4 Testing under drive-cycle and thermal transients · 14.5 Overspeed, thermal and endurance qualification · 14.6 Failure modes and design lessons · 14.7 The two paradigms revisited.</w:t>
       </w:r>
     </w:p>
     <w:p>
@@ -2765,7 +2919,7 @@
         <w:jc w:val="both"/>
       </w:pPr>
       <w:r>
-        <w:t>Budget: 30 pages, 24 figures, 3 tables. Owner: the authors, who also write §13.7, the closing synthesis of the two paradigms. Co-authors: J. Pippuri-Mäkeläinen of VTT, who manages the Voltcar project, on §13.1; an aerospace contributor for §13.2. New: measured case data from a current EU project, used with the project’s agreement.</w:t>
+        <w:t>Budget: 30 pages, 24 figures, 3 tables. Owner: J. Pippuri-Mäkeläinen of VTT, who manages the Voltcar project and writes §14.1; she recruits for §14.2 and §14.3, and §14.7, the closing synthesis of the two paradigms, is written jointly with the authors. New: measured case data from a current EU project, used with the project’s agreement.</w:t>
       </w:r>
     </w:p>
     <w:p>
@@ -2980,7 +3134,7 @@
               <w:rPr>
                 <w:sz w:val="19"/>
               </w:rPr>
-              <w:t>4, 5, 6 — the whole of Part II</w:t>
+              <w:t>2 — Applications and system architectures</w:t>
             </w:r>
           </w:p>
         </w:tc>
@@ -2998,7 +3152,7 @@
               <w:rPr>
                 <w:sz w:val="19"/>
               </w:rPr>
-              <w:t>Jussi Sopanen</w:t>
+              <w:t>Juha Saari</w:t>
             </w:r>
           </w:p>
         </w:tc>
@@ -3016,7 +3170,7 @@
               <w:rPr>
                 <w:sz w:val="19"/>
               </w:rPr>
-              <w:t>LUT, machine dynamics</w:t>
+              <w:t>Upheat, high-temperature heat pumps</w:t>
             </w:r>
           </w:p>
         </w:tc>
@@ -3036,7 +3190,7 @@
               <w:rPr>
                 <w:sz w:val="19"/>
               </w:rPr>
-              <w:t>9 — Core, rotor and aerodynamic losses</w:t>
+              <w:t>4, 5, 6 — the whole of Part II</w:t>
             </w:r>
           </w:p>
         </w:tc>
@@ -3054,7 +3208,7 @@
               <w:rPr>
                 <w:sz w:val="19"/>
               </w:rPr>
-              <w:t>Anouar Belahcen</w:t>
+              <w:t>Jussi Sopanen</w:t>
             </w:r>
           </w:p>
         </w:tc>
@@ -3072,7 +3226,7 @@
               <w:rPr>
                 <w:sz w:val="19"/>
               </w:rPr>
-              <w:t>Aalto University</w:t>
+              <w:t>LUT, machine dynamics</w:t>
             </w:r>
           </w:p>
         </w:tc>
@@ -3092,7 +3246,7 @@
               <w:rPr>
                 <w:sz w:val="19"/>
               </w:rPr>
-              <w:t>10 — Thermal management and cooling</w:t>
+              <w:t>8 — AC winding losses and conductor design</w:t>
             </w:r>
           </w:p>
         </w:tc>
@@ -3110,7 +3264,7 @@
               <w:rPr>
                 <w:sz w:val="19"/>
               </w:rPr>
-              <w:t>Rafal Wrobel</w:t>
+              <w:t>Anouar Belahcen</w:t>
             </w:r>
           </w:p>
         </w:tc>
@@ -3128,7 +3282,7 @@
               <w:rPr>
                 <w:sz w:val="19"/>
               </w:rPr>
-              <w:t>Newcastle University</w:t>
+              <w:t>Aalto University</w:t>
             </w:r>
           </w:p>
         </w:tc>
@@ -3148,7 +3302,7 @@
               <w:rPr>
                 <w:sz w:val="19"/>
               </w:rPr>
-              <w:t>11 — The drive</w:t>
+              <w:t>9 — Core, rotor and aerodynamic losses</w:t>
             </w:r>
           </w:p>
         </w:tc>
@@ -3166,7 +3320,7 @@
               <w:rPr>
                 <w:sz w:val="19"/>
               </w:rPr>
-              <w:t>Pasi Peltoniemi</w:t>
+              <w:t>Paavo Rasilo</w:t>
             </w:r>
           </w:p>
         </w:tc>
@@ -3184,7 +3338,7 @@
               <w:rPr>
                 <w:sz w:val="19"/>
               </w:rPr>
-              <w:t>LUT, power electronics</w:t>
+              <w:t>Tampere University</w:t>
             </w:r>
           </w:p>
         </w:tc>
@@ -3204,7 +3358,7 @@
               <w:rPr>
                 <w:sz w:val="19"/>
               </w:rPr>
-              <w:t>2 — Applications and system architectures</w:t>
+              <w:t>10 — Thermal management and cooling</w:t>
             </w:r>
           </w:p>
         </w:tc>
@@ -3222,7 +3376,7 @@
               <w:rPr>
                 <w:sz w:val="19"/>
               </w:rPr>
-              <w:t>Juha Saari</w:t>
+              <w:t>Rafal Wrobel</w:t>
             </w:r>
           </w:p>
         </w:tc>
@@ -3240,7 +3394,7 @@
               <w:rPr>
                 <w:sz w:val="19"/>
               </w:rPr>
-              <w:t>Upheat, high-temperature heat pumps</w:t>
+              <w:t>Newcastle University</w:t>
             </w:r>
           </w:p>
         </w:tc>
@@ -3260,7 +3414,231 @@
               <w:rPr>
                 <w:sz w:val="19"/>
               </w:rPr>
-              <w:t>1, 3, 7, 8, 12, 13</w:t>
+              <w:t>11 — The drive: the converter interface</w:t>
+            </w:r>
+          </w:p>
+        </w:tc>
+        <w:tc>
+          <w:tcPr>
+            <w:tcW w:type="dxa" w:w="2880"/>
+          </w:tcPr>
+          <w:p>
+            <w:r>
+              <w:rPr>
+                <w:sz w:val="19"/>
+              </w:rPr>
+            </w:r>
+            <w:r>
+              <w:rPr>
+                <w:sz w:val="19"/>
+              </w:rPr>
+              <w:t>Pasi Peltoniemi</w:t>
+            </w:r>
+          </w:p>
+        </w:tc>
+        <w:tc>
+          <w:tcPr>
+            <w:tcW w:type="dxa" w:w="2880"/>
+          </w:tcPr>
+          <w:p>
+            <w:r>
+              <w:rPr>
+                <w:sz w:val="19"/>
+              </w:rPr>
+            </w:r>
+            <w:r>
+              <w:rPr>
+                <w:sz w:val="19"/>
+              </w:rPr>
+              <w:t>LUT, power electronics</w:t>
+            </w:r>
+          </w:p>
+        </w:tc>
+      </w:tr>
+      <w:tr>
+        <w:tc>
+          <w:tcPr>
+            <w:tcW w:type="dxa" w:w="2880"/>
+          </w:tcPr>
+          <w:p>
+            <w:r>
+              <w:rPr>
+                <w:sz w:val="19"/>
+              </w:rPr>
+            </w:r>
+            <w:r>
+              <w:rPr>
+                <w:sz w:val="19"/>
+              </w:rPr>
+              <w:t>12 — Control at high fundamental frequency</w:t>
+            </w:r>
+          </w:p>
+        </w:tc>
+        <w:tc>
+          <w:tcPr>
+            <w:tcW w:type="dxa" w:w="2880"/>
+          </w:tcPr>
+          <w:p>
+            <w:r>
+              <w:rPr>
+                <w:sz w:val="19"/>
+              </w:rPr>
+            </w:r>
+            <w:r>
+              <w:rPr>
+                <w:sz w:val="19"/>
+              </w:rPr>
+              <w:t>Marko Hinkkanen</w:t>
+            </w:r>
+          </w:p>
+        </w:tc>
+        <w:tc>
+          <w:tcPr>
+            <w:tcW w:type="dxa" w:w="2880"/>
+          </w:tcPr>
+          <w:p>
+            <w:r>
+              <w:rPr>
+                <w:sz w:val="19"/>
+              </w:rPr>
+            </w:r>
+            <w:r>
+              <w:rPr>
+                <w:sz w:val="19"/>
+              </w:rPr>
+              <w:t>Aalto University, electric drives</w:t>
+            </w:r>
+          </w:p>
+        </w:tc>
+      </w:tr>
+      <w:tr>
+        <w:tc>
+          <w:tcPr>
+            <w:tcW w:type="dxa" w:w="2880"/>
+          </w:tcPr>
+          <w:p>
+            <w:r>
+              <w:rPr>
+                <w:sz w:val="19"/>
+              </w:rPr>
+            </w:r>
+            <w:r>
+              <w:rPr>
+                <w:sz w:val="19"/>
+              </w:rPr>
+              <w:t>13 — Industrial case studies</w:t>
+            </w:r>
+          </w:p>
+        </w:tc>
+        <w:tc>
+          <w:tcPr>
+            <w:tcW w:type="dxa" w:w="2880"/>
+          </w:tcPr>
+          <w:p>
+            <w:r>
+              <w:rPr>
+                <w:sz w:val="19"/>
+              </w:rPr>
+            </w:r>
+            <w:r>
+              <w:rPr>
+                <w:sz w:val="19"/>
+              </w:rPr>
+              <w:t>Jonna Tiainen and Ahti Jaatinen-Värri</w:t>
+            </w:r>
+          </w:p>
+        </w:tc>
+        <w:tc>
+          <w:tcPr>
+            <w:tcW w:type="dxa" w:w="2880"/>
+          </w:tcPr>
+          <w:p>
+            <w:r>
+              <w:rPr>
+                <w:sz w:val="19"/>
+              </w:rPr>
+            </w:r>
+            <w:r>
+              <w:rPr>
+                <w:sz w:val="19"/>
+              </w:rPr>
+              <w:t>The Switch; LUT, turbomachinery</w:t>
+            </w:r>
+          </w:p>
+        </w:tc>
+      </w:tr>
+      <w:tr>
+        <w:tc>
+          <w:tcPr>
+            <w:tcW w:type="dxa" w:w="2880"/>
+          </w:tcPr>
+          <w:p>
+            <w:r>
+              <w:rPr>
+                <w:sz w:val="19"/>
+              </w:rPr>
+            </w:r>
+            <w:r>
+              <w:rPr>
+                <w:sz w:val="19"/>
+              </w:rPr>
+              <w:t>14 — Mobile case studies</w:t>
+            </w:r>
+          </w:p>
+        </w:tc>
+        <w:tc>
+          <w:tcPr>
+            <w:tcW w:type="dxa" w:w="2880"/>
+          </w:tcPr>
+          <w:p>
+            <w:r>
+              <w:rPr>
+                <w:sz w:val="19"/>
+              </w:rPr>
+            </w:r>
+            <w:r>
+              <w:rPr>
+                <w:sz w:val="19"/>
+              </w:rPr>
+              <w:t>Jenni Pippuri-Mäkeläinen</w:t>
+            </w:r>
+          </w:p>
+        </w:tc>
+        <w:tc>
+          <w:tcPr>
+            <w:tcW w:type="dxa" w:w="2880"/>
+          </w:tcPr>
+          <w:p>
+            <w:r>
+              <w:rPr>
+                <w:sz w:val="19"/>
+              </w:rPr>
+            </w:r>
+            <w:r>
+              <w:rPr>
+                <w:sz w:val="19"/>
+              </w:rPr>
+              <w:t>VTT, manager of the Voltcar project</w:t>
+            </w:r>
+          </w:p>
+        </w:tc>
+      </w:tr>
+      <w:tr>
+        <w:tc>
+          <w:tcPr>
+            <w:tcW w:type="dxa" w:w="2880"/>
+          </w:tcPr>
+          <w:p>
+            <w:r>
+              <w:rPr>
+                <w:sz w:val="19"/>
+              </w:rPr>
+            </w:r>
+            <w:r>
+              <w:rPr>
+                <w:sz w:val="19"/>
+              </w:rPr>
+              <w:t>1, 3, 7</w:t>
             </w:r>
           </w:p>
         </w:tc>
@@ -3464,7 +3842,7 @@
               <w:rPr>
                 <w:sz w:val="19"/>
               </w:rPr>
-              <w:t>3, 12; photographs and machine material throughout</w:t>
+              <w:t>3, the induction machines; 13, manufacture and qualification; photographs and machine material throughout</w:t>
             </w:r>
           </w:p>
         </w:tc>
@@ -3538,7 +3916,7 @@
               <w:rPr>
                 <w:sz w:val="19"/>
               </w:rPr>
-              <w:t>11, 12</w:t>
+              <w:t>11, harmonic losses; 13, the test rig and loss segregation</w:t>
             </w:r>
           </w:p>
         </w:tc>
@@ -3556,7 +3934,7 @@
               <w:rPr>
                 <w:sz w:val="19"/>
               </w:rPr>
-              <w:t>P. Peltoniemi and the authors</w:t>
+              <w:t>P. Peltoniemi and the Chapter 13 owners</w:t>
             </w:r>
           </w:p>
         </w:tc>
@@ -3576,7 +3954,7 @@
               <w:rPr>
                 <w:sz w:val="19"/>
               </w:rPr>
-              <w:t>Ahti Jaatinen-Värri</w:t>
+              <w:t>Ilya Petrov</w:t>
             </w:r>
           </w:p>
         </w:tc>
@@ -3594,7 +3972,7 @@
               <w:rPr>
                 <w:sz w:val="19"/>
               </w:rPr>
-              <w:t>LUT, turbomachinery</w:t>
+              <w:t>LUT University, author</w:t>
             </w:r>
           </w:p>
         </w:tc>
@@ -3612,7 +3990,7 @@
               <w:rPr>
                 <w:sz w:val="19"/>
               </w:rPr>
-              <w:t>2 or 10, the air-gap flow and the aerodynamic optimum</w:t>
+              <w:t>13, the electrical machine of §13.1</w:t>
             </w:r>
           </w:p>
         </w:tc>
@@ -3630,7 +4008,7 @@
               <w:rPr>
                 <w:sz w:val="19"/>
               </w:rPr>
-              <w:t>J. Saari or R. Wrobel</w:t>
+              <w:t>the Chapter 13 owners</w:t>
             </w:r>
           </w:p>
         </w:tc>
@@ -3650,7 +4028,7 @@
               <w:rPr>
                 <w:sz w:val="19"/>
               </w:rPr>
-              <w:t>Jonna Tiainen</w:t>
+              <w:t>a bearing application specialist</w:t>
             </w:r>
           </w:p>
         </w:tc>
@@ -3668,7 +4046,7 @@
               <w:rPr>
                 <w:sz w:val="19"/>
               </w:rPr>
-              <w:t>The Switch</w:t>
+              <w:t>industry</w:t>
             </w:r>
           </w:p>
         </w:tc>
@@ -3686,7 +4064,7 @@
               <w:rPr>
                 <w:sz w:val="19"/>
               </w:rPr>
-              <w:t>2, 12</w:t>
+              <w:t>6</w:t>
             </w:r>
           </w:p>
         </w:tc>
@@ -3704,7 +4082,7 @@
               <w:rPr>
                 <w:sz w:val="19"/>
               </w:rPr>
-              <w:t>J. Saari and the authors</w:t>
+              <w:t>J. Sopanen, from his network</w:t>
             </w:r>
           </w:p>
         </w:tc>
@@ -3724,7 +4102,7 @@
               <w:rPr>
                 <w:sz w:val="19"/>
               </w:rPr>
-              <w:t>a bearing application specialist</w:t>
+              <w:t>a windage co-author</w:t>
             </w:r>
           </w:p>
         </w:tc>
@@ -3742,7 +4120,7 @@
               <w:rPr>
                 <w:sz w:val="19"/>
               </w:rPr>
-              <w:t>industry</w:t>
+              <w:t>to be settled</w:t>
             </w:r>
           </w:p>
         </w:tc>
@@ -3760,7 +4138,7 @@
               <w:rPr>
                 <w:sz w:val="19"/>
               </w:rPr>
-              <w:t>6</w:t>
+              <w:t>9, §9.8</w:t>
             </w:r>
           </w:p>
         </w:tc>
@@ -3778,7 +4156,7 @@
               <w:rPr>
                 <w:sz w:val="19"/>
               </w:rPr>
-              <w:t>J. Sopanen, from his network</w:t>
+              <w:t>P. Rasilo; J. Saari is the natural name</w:t>
             </w:r>
           </w:p>
         </w:tc>
@@ -3798,7 +4176,7 @@
               <w:rPr>
                 <w:sz w:val="19"/>
               </w:rPr>
-              <w:t>a control specialist</w:t>
+              <w:t>an aerospace contributor</w:t>
             </w:r>
           </w:p>
         </w:tc>
@@ -3834,7 +4212,7 @@
               <w:rPr>
                 <w:sz w:val="19"/>
               </w:rPr>
-              <w:t>11</w:t>
+              <w:t>14, §14.2</w:t>
             </w:r>
           </w:p>
         </w:tc>
@@ -3852,7 +4230,7 @@
               <w:rPr>
                 <w:sz w:val="19"/>
               </w:rPr>
-              <w:t>P. Peltoniemi</w:t>
+              <w:t>J. Pippuri-Mäkeläinen</w:t>
             </w:r>
           </w:p>
         </w:tc>
@@ -3872,7 +4250,7 @@
               <w:rPr>
                 <w:sz w:val="19"/>
               </w:rPr>
-              <w:t>Jenni Pippuri-Mäkeläinen</w:t>
+              <w:t>an e-turbocharger contributor</w:t>
             </w:r>
           </w:p>
         </w:tc>
@@ -3890,7 +4268,7 @@
               <w:rPr>
                 <w:sz w:val="19"/>
               </w:rPr>
-              <w:t>VTT, manager of the Voltcar project</w:t>
+              <w:t>to be identified</w:t>
             </w:r>
           </w:p>
         </w:tc>
@@ -3908,7 +4286,7 @@
               <w:rPr>
                 <w:sz w:val="19"/>
               </w:rPr>
-              <w:t>13, the Voltcar machine of §13.1</w:t>
+              <w:t>14, §14.3</w:t>
             </w:r>
           </w:p>
         </w:tc>
@@ -3926,81 +4304,7 @@
               <w:rPr>
                 <w:sz w:val="19"/>
               </w:rPr>
-              <w:t>the authors</w:t>
-            </w:r>
-          </w:p>
-        </w:tc>
-      </w:tr>
-      <w:tr>
-        <w:tc>
-          <w:tcPr>
-            <w:tcW w:type="dxa" w:w="2160"/>
-          </w:tcPr>
-          <w:p>
-            <w:r>
-              <w:rPr>
-                <w:sz w:val="19"/>
-              </w:rPr>
-            </w:r>
-            <w:r>
-              <w:rPr>
-                <w:sz w:val="19"/>
-              </w:rPr>
-              <w:t>an aerospace contributor</w:t>
-            </w:r>
-          </w:p>
-        </w:tc>
-        <w:tc>
-          <w:tcPr>
-            <w:tcW w:type="dxa" w:w="2160"/>
-          </w:tcPr>
-          <w:p>
-            <w:r>
-              <w:rPr>
-                <w:sz w:val="19"/>
-              </w:rPr>
-            </w:r>
-            <w:r>
-              <w:rPr>
-                <w:sz w:val="19"/>
-              </w:rPr>
-              <w:t>to be identified</w:t>
-            </w:r>
-          </w:p>
-        </w:tc>
-        <w:tc>
-          <w:tcPr>
-            <w:tcW w:type="dxa" w:w="2160"/>
-          </w:tcPr>
-          <w:p>
-            <w:r>
-              <w:rPr>
-                <w:sz w:val="19"/>
-              </w:rPr>
-            </w:r>
-            <w:r>
-              <w:rPr>
-                <w:sz w:val="19"/>
-              </w:rPr>
-              <w:t>13</w:t>
-            </w:r>
-          </w:p>
-        </w:tc>
-        <w:tc>
-          <w:tcPr>
-            <w:tcW w:type="dxa" w:w="2160"/>
-          </w:tcPr>
-          <w:p>
-            <w:r>
-              <w:rPr>
-                <w:sz w:val="19"/>
-              </w:rPr>
-            </w:r>
-            <w:r>
-              <w:rPr>
-                <w:sz w:val="19"/>
-              </w:rPr>
-              <w:t>the authors</w:t>
+              <w:t>J. Pippuri-Mäkeläinen</w:t>
             </w:r>
           </w:p>
         </w:tc>
@@ -4024,7 +4328,7 @@
         <w:jc w:val="both"/>
       </w:pPr>
       <w:r>
-        <w:t>Indicative, from contract signature: Chapters 2 and 3 with the running-machine specifications at month 6; Part II at month 11; Part III, which carries four chapters, at month 16; Part IV at month 20; complete manuscript with problems and notebooks at month 22; delivery at month 24.</w:t>
+        <w:t>Indicative, from contract signature: Chapters 2 and 3 with the running-machine specifications at month 6; Part II at month 11; Part III, which carries four chapters, at month 16; Part IV, which carries four, at month 20; complete manuscript with problems and notebooks at month 22; delivery at month 24.</w:t>
       </w:r>
     </w:p>
     <w:p>

--- a/chapter1/Annotated_TOC_for_contributors.docx
+++ b/chapter1/Annotated_TOC_for_contributors.docx
@@ -1941,7 +1941,7 @@
               <w:rPr>
                 <w:sz w:val="19"/>
               </w:rPr>
-              <w:t>Mobile case studies: traction, aerospace and e-turbo</w:t>
+              <w:t>Mobile case studies: traction</w:t>
             </w:r>
           </w:p>
         </w:tc>
@@ -2895,7 +2895,7 @@
         <w:pStyle w:val="Heading4"/>
       </w:pPr>
       <w:r>
-        <w:t>Chapter 14. Mobile case studies: traction, aerospace and e-turbo</w:t>
+        <w:t>Chapter 14. Mobile case studies: traction</w:t>
       </w:r>
     </w:p>
     <w:p>

--- a/chapter1/Annotated_TOC_for_contributors.docx
+++ b/chapter1/Annotated_TOC_for_contributors.docx
@@ -35,6 +35,23 @@
       </w:pPr>
       <w:r>
         <w:t>Authors: Hüseyin Canseven, Ilya Petrov, Juha Pyrhönen (LUT University), with named contributors per chapter.</w:t>
+      </w:r>
+    </w:p>
+    <w:p>
+      <w:pPr>
+        <w:jc w:val="both"/>
+      </w:pPr>
+      <w:r>
+        <w:t xml:space="preserve">&gt; </w:t>
+      </w:r>
+      <w:r>
+        <w:rPr>
+          <w:b/>
+        </w:rPr>
+        <w:t>Confidential — unpublished draft.</w:t>
+      </w:r>
+      <w:r>
+        <w:t xml:space="preserve"> This annotated table of contents is an unpublished working document prepared for a book proposal that has not yet been submitted to Wiley-IEEE Press. It is sent to you in confidence and solely so that you can judge whether to take part. Please do not forward, circulate, post or quote it, in whole or in part, without the authors’ written permission. If you invite a co-author, you may of course show it to them on the same terms. © 2026 H. T. Canseven, I. Petrov and J. Pyrhönen. All rights reserved.</w:t>
       </w:r>
     </w:p>
     <w:p>
